--- a/Knowledge/2-Science/3-Social science/1-Linguistics/0-Intro to Linguistics/5-My Source/2-Linguistics Basics/4-Types of Sentences/9-Compound-Complex Sentence.docx
+++ b/Knowledge/2-Science/3-Social science/1-Linguistics/0-Intro to Linguistics/5-My Source/2-Linguistics Basics/4-Types of Sentences/9-Compound-Complex Sentence.docx
@@ -52,7 +52,27 @@
           <w:sz w:val="18"/>
           <w:highlight w:val="lightGray"/>
         </w:rPr>
-        <w:t xml:space="preserve">: Persons Table -&gt; ID Column: 1, Name_En Column: Motasem Essam] -&gt; </w:t>
+        <w:t xml:space="preserve">: Persons Table -&gt; ID Column: 1, </w:t>
+      </w:r>
+      <w:proofErr w:type="spellStart"/>
+      <w:r>
+        <w:rPr>
+          <w:rFonts w:ascii="Arial" w:eastAsia="Arial" w:hAnsi="Arial" w:cs="Arial"/>
+          <w:color w:val="000000"/>
+          <w:sz w:val="18"/>
+          <w:highlight w:val="lightGray"/>
+        </w:rPr>
+        <w:t>Name_En</w:t>
+      </w:r>
+      <w:proofErr w:type="spellEnd"/>
+      <w:r>
+        <w:rPr>
+          <w:rFonts w:ascii="Arial" w:eastAsia="Arial" w:hAnsi="Arial" w:cs="Arial"/>
+          <w:color w:val="000000"/>
+          <w:sz w:val="18"/>
+          <w:highlight w:val="lightGray"/>
+        </w:rPr>
+        <w:t xml:space="preserve"> Column: Motasem Essam] -&gt; </w:t>
       </w:r>
       <w:r>
         <w:rPr>
@@ -71,26 +91,26 @@
           <w:sz w:val="18"/>
           <w:highlight w:val="lightGray"/>
         </w:rPr>
-        <w:t xml:space="preserve"> [Chatgpt (GPT-4-turbo)] </w:t>
-      </w:r>
-      <w:r>
-        <w:rPr>
-          <w:rFonts w:ascii="Arial" w:eastAsia="Arial" w:hAnsi="Arial" w:cs="Arial"/>
-          <w:b/>
-          <w:color w:val="000000"/>
-          <w:sz w:val="18"/>
-          <w:highlight w:val="lightGray"/>
-        </w:rPr>
-        <w:t>on</w:t>
-      </w:r>
-      <w:r>
-        <w:rPr>
-          <w:rFonts w:ascii="Arial" w:eastAsia="Arial" w:hAnsi="Arial"/>
-          <w:b/>
-          <w:sz w:val="18"/>
-          <w:highlight w:val="lightGray"/>
-        </w:rPr>
-        <w:t xml:space="preserve"> [7/29/2025]</w:t>
+        <w:t xml:space="preserve"> [ChatGPT] </w:t>
+      </w:r>
+      <w:r>
+        <w:rPr>
+          <w:rFonts w:ascii="Arial" w:eastAsia="Arial" w:hAnsi="Arial" w:cs="Arial"/>
+          <w:b/>
+          <w:color w:val="000000"/>
+          <w:sz w:val="18"/>
+          <w:highlight w:val="lightGray"/>
+        </w:rPr>
+        <w:t xml:space="preserve">on </w:t>
+      </w:r>
+      <w:r>
+        <w:rPr>
+          <w:rFonts w:ascii="Arial" w:eastAsia="Arial" w:hAnsi="Arial" w:cs="Arial"/>
+          <w:color w:val="000000"/>
+          <w:sz w:val="18"/>
+          <w:highlight w:val="lightGray"/>
+        </w:rPr>
+        <w:t>[7/29/2025]</w:t>
       </w:r>
     </w:p>
     <w:p>
@@ -241,7 +261,27 @@
           <w:sz w:val="18"/>
           <w:highlight w:val="lightGray"/>
         </w:rPr>
-        <w:t xml:space="preserve">: Persons Table -&gt; ID Column: 1, Name_En Column: Motasem Essam] -&gt; </w:t>
+        <w:t xml:space="preserve">: Persons Table -&gt; ID Column: 1, </w:t>
+      </w:r>
+      <w:proofErr w:type="spellStart"/>
+      <w:r>
+        <w:rPr>
+          <w:rFonts w:ascii="Arial" w:eastAsia="Arial" w:hAnsi="Arial" w:cs="Arial"/>
+          <w:color w:val="000000"/>
+          <w:sz w:val="18"/>
+          <w:highlight w:val="lightGray"/>
+        </w:rPr>
+        <w:t>Name_En</w:t>
+      </w:r>
+      <w:proofErr w:type="spellEnd"/>
+      <w:r>
+        <w:rPr>
+          <w:rFonts w:ascii="Arial" w:eastAsia="Arial" w:hAnsi="Arial" w:cs="Arial"/>
+          <w:color w:val="000000"/>
+          <w:sz w:val="18"/>
+          <w:highlight w:val="lightGray"/>
+        </w:rPr>
+        <w:t xml:space="preserve"> Column: Motasem Essam] -&gt; </w:t>
       </w:r>
       <w:r>
         <w:rPr>
@@ -260,26 +300,26 @@
           <w:sz w:val="18"/>
           <w:highlight w:val="lightGray"/>
         </w:rPr>
-        <w:t xml:space="preserve"> [Chatgpt (GPT-4-turbo)] </w:t>
-      </w:r>
-      <w:r>
-        <w:rPr>
-          <w:rFonts w:ascii="Arial" w:eastAsia="Arial" w:hAnsi="Arial" w:cs="Arial"/>
-          <w:b/>
-          <w:color w:val="000000"/>
-          <w:sz w:val="18"/>
-          <w:highlight w:val="lightGray"/>
-        </w:rPr>
-        <w:t>on</w:t>
-      </w:r>
-      <w:r>
-        <w:rPr>
-          <w:rFonts w:ascii="Arial" w:eastAsia="Arial" w:hAnsi="Arial"/>
-          <w:b/>
-          <w:sz w:val="18"/>
-          <w:highlight w:val="lightGray"/>
-        </w:rPr>
-        <w:t xml:space="preserve"> [7/29/2025]</w:t>
+        <w:t xml:space="preserve"> [ChatGPT] </w:t>
+      </w:r>
+      <w:r>
+        <w:rPr>
+          <w:rFonts w:ascii="Arial" w:eastAsia="Arial" w:hAnsi="Arial" w:cs="Arial"/>
+          <w:b/>
+          <w:color w:val="000000"/>
+          <w:sz w:val="18"/>
+          <w:highlight w:val="lightGray"/>
+        </w:rPr>
+        <w:t xml:space="preserve">on </w:t>
+      </w:r>
+      <w:r>
+        <w:rPr>
+          <w:rFonts w:ascii="Arial" w:eastAsia="Arial" w:hAnsi="Arial" w:cs="Arial"/>
+          <w:color w:val="000000"/>
+          <w:sz w:val="18"/>
+          <w:highlight w:val="lightGray"/>
+        </w:rPr>
+        <w:t>[7/29/2025]</w:t>
       </w:r>
     </w:p>
     <w:p>
@@ -371,7 +411,27 @@
           <w:sz w:val="18"/>
           <w:highlight w:val="lightGray"/>
         </w:rPr>
-        <w:t xml:space="preserve">: Persons Table -&gt; ID Column: 1, Name_En Column: Motasem Essam] -&gt; </w:t>
+        <w:t xml:space="preserve">: Persons Table -&gt; ID Column: 1, </w:t>
+      </w:r>
+      <w:proofErr w:type="spellStart"/>
+      <w:r>
+        <w:rPr>
+          <w:rFonts w:ascii="Arial" w:eastAsia="Arial" w:hAnsi="Arial" w:cs="Arial"/>
+          <w:color w:val="000000"/>
+          <w:sz w:val="18"/>
+          <w:highlight w:val="lightGray"/>
+        </w:rPr>
+        <w:t>Name_En</w:t>
+      </w:r>
+      <w:proofErr w:type="spellEnd"/>
+      <w:r>
+        <w:rPr>
+          <w:rFonts w:ascii="Arial" w:eastAsia="Arial" w:hAnsi="Arial" w:cs="Arial"/>
+          <w:color w:val="000000"/>
+          <w:sz w:val="18"/>
+          <w:highlight w:val="lightGray"/>
+        </w:rPr>
+        <w:t xml:space="preserve"> Column: Motasem Essam] -&gt; </w:t>
       </w:r>
       <w:r>
         <w:rPr>
@@ -390,26 +450,26 @@
           <w:sz w:val="18"/>
           <w:highlight w:val="lightGray"/>
         </w:rPr>
-        <w:t xml:space="preserve"> [Chatgpt (GPT-4-turbo)] </w:t>
-      </w:r>
-      <w:r>
-        <w:rPr>
-          <w:rFonts w:ascii="Arial" w:eastAsia="Arial" w:hAnsi="Arial" w:cs="Arial"/>
-          <w:b/>
-          <w:color w:val="000000"/>
-          <w:sz w:val="18"/>
-          <w:highlight w:val="lightGray"/>
-        </w:rPr>
-        <w:t>on</w:t>
-      </w:r>
-      <w:r>
-        <w:rPr>
-          <w:rFonts w:ascii="Arial" w:eastAsia="Arial" w:hAnsi="Arial"/>
-          <w:b/>
-          <w:sz w:val="18"/>
-          <w:highlight w:val="lightGray"/>
-        </w:rPr>
-        <w:t xml:space="preserve"> [7/29/2025]</w:t>
+        <w:t xml:space="preserve"> [ChatGPT] </w:t>
+      </w:r>
+      <w:r>
+        <w:rPr>
+          <w:rFonts w:ascii="Arial" w:eastAsia="Arial" w:hAnsi="Arial" w:cs="Arial"/>
+          <w:b/>
+          <w:color w:val="000000"/>
+          <w:sz w:val="18"/>
+          <w:highlight w:val="lightGray"/>
+        </w:rPr>
+        <w:t xml:space="preserve">on </w:t>
+      </w:r>
+      <w:r>
+        <w:rPr>
+          <w:rFonts w:ascii="Arial" w:eastAsia="Arial" w:hAnsi="Arial" w:cs="Arial"/>
+          <w:color w:val="000000"/>
+          <w:sz w:val="18"/>
+          <w:highlight w:val="lightGray"/>
+        </w:rPr>
+        <w:t>[7/29/2025]</w:t>
       </w:r>
     </w:p>
     <w:p>
@@ -425,6 +485,7 @@
           <w:rFonts w:ascii="Roboto Mono" w:eastAsia="Roboto Mono" w:hAnsi="Roboto Mono" w:cs="Roboto Mono"/>
           <w:b/>
         </w:rPr>
+        <w:lastRenderedPageBreak/>
         <w:t>Coordinating Conjunctions</w:t>
       </w:r>
       <w:r>
@@ -509,7 +570,27 @@
           <w:sz w:val="18"/>
           <w:highlight w:val="lightGray"/>
         </w:rPr>
-        <w:t xml:space="preserve">: Persons Table -&gt; ID Column: 1, Name_En Column: Motasem Essam] -&gt; </w:t>
+        <w:t xml:space="preserve">: Persons Table -&gt; ID Column: 1, </w:t>
+      </w:r>
+      <w:proofErr w:type="spellStart"/>
+      <w:r>
+        <w:rPr>
+          <w:rFonts w:ascii="Arial" w:eastAsia="Arial" w:hAnsi="Arial" w:cs="Arial"/>
+          <w:color w:val="000000"/>
+          <w:sz w:val="18"/>
+          <w:highlight w:val="lightGray"/>
+        </w:rPr>
+        <w:t>Name_En</w:t>
+      </w:r>
+      <w:proofErr w:type="spellEnd"/>
+      <w:r>
+        <w:rPr>
+          <w:rFonts w:ascii="Arial" w:eastAsia="Arial" w:hAnsi="Arial" w:cs="Arial"/>
+          <w:color w:val="000000"/>
+          <w:sz w:val="18"/>
+          <w:highlight w:val="lightGray"/>
+        </w:rPr>
+        <w:t xml:space="preserve"> Column: Motasem Essam] -&gt; </w:t>
       </w:r>
       <w:r>
         <w:rPr>
@@ -528,26 +609,26 @@
           <w:sz w:val="18"/>
           <w:highlight w:val="lightGray"/>
         </w:rPr>
-        <w:t xml:space="preserve"> [Chatgpt (GPT-4-turbo)] </w:t>
-      </w:r>
-      <w:r>
-        <w:rPr>
-          <w:rFonts w:ascii="Arial" w:eastAsia="Arial" w:hAnsi="Arial" w:cs="Arial"/>
-          <w:b/>
-          <w:color w:val="000000"/>
-          <w:sz w:val="18"/>
-          <w:highlight w:val="lightGray"/>
-        </w:rPr>
-        <w:t>on</w:t>
-      </w:r>
-      <w:r>
-        <w:rPr>
-          <w:rFonts w:ascii="Arial" w:eastAsia="Arial" w:hAnsi="Arial"/>
-          <w:b/>
-          <w:sz w:val="18"/>
-          <w:highlight w:val="lightGray"/>
-        </w:rPr>
-        <w:t xml:space="preserve"> [7/29/2025]</w:t>
+        <w:t xml:space="preserve"> [ChatGPT] </w:t>
+      </w:r>
+      <w:r>
+        <w:rPr>
+          <w:rFonts w:ascii="Arial" w:eastAsia="Arial" w:hAnsi="Arial" w:cs="Arial"/>
+          <w:b/>
+          <w:color w:val="000000"/>
+          <w:sz w:val="18"/>
+          <w:highlight w:val="lightGray"/>
+        </w:rPr>
+        <w:t xml:space="preserve">on </w:t>
+      </w:r>
+      <w:r>
+        <w:rPr>
+          <w:rFonts w:ascii="Arial" w:eastAsia="Arial" w:hAnsi="Arial" w:cs="Arial"/>
+          <w:color w:val="000000"/>
+          <w:sz w:val="18"/>
+          <w:highlight w:val="lightGray"/>
+        </w:rPr>
+        <w:t>[7/29/2025]</w:t>
       </w:r>
     </w:p>
     <w:p>
@@ -904,6 +985,7 @@
               <w:rPr>
                 <w:rFonts w:ascii="Roboto Mono" w:eastAsia="Roboto Mono" w:hAnsi="Roboto Mono" w:cs="Roboto Mono"/>
               </w:rPr>
+              <w:lastRenderedPageBreak/>
               <w:t>If you study hard, you will pass the test, and you will feel proud.</w:t>
             </w:r>
           </w:p>
@@ -981,7 +1063,27 @@
           <w:sz w:val="18"/>
           <w:highlight w:val="lightGray"/>
         </w:rPr>
-        <w:t xml:space="preserve">: Persons Table -&gt; ID Column: 1, Name_En Column: Motasem Essam] -&gt; </w:t>
+        <w:t xml:space="preserve">: Persons Table -&gt; ID Column: 1, </w:t>
+      </w:r>
+      <w:proofErr w:type="spellStart"/>
+      <w:r>
+        <w:rPr>
+          <w:rFonts w:ascii="Arial" w:eastAsia="Arial" w:hAnsi="Arial" w:cs="Arial"/>
+          <w:color w:val="000000"/>
+          <w:sz w:val="18"/>
+          <w:highlight w:val="lightGray"/>
+        </w:rPr>
+        <w:t>Name_En</w:t>
+      </w:r>
+      <w:proofErr w:type="spellEnd"/>
+      <w:r>
+        <w:rPr>
+          <w:rFonts w:ascii="Arial" w:eastAsia="Arial" w:hAnsi="Arial" w:cs="Arial"/>
+          <w:color w:val="000000"/>
+          <w:sz w:val="18"/>
+          <w:highlight w:val="lightGray"/>
+        </w:rPr>
+        <w:t xml:space="preserve"> Column: Motasem Essam] -&gt; </w:t>
       </w:r>
       <w:r>
         <w:rPr>
@@ -1000,26 +1102,26 @@
           <w:sz w:val="18"/>
           <w:highlight w:val="lightGray"/>
         </w:rPr>
-        <w:t xml:space="preserve"> [Chatgpt (GPT-4-turbo)] </w:t>
-      </w:r>
-      <w:r>
-        <w:rPr>
-          <w:rFonts w:ascii="Arial" w:eastAsia="Arial" w:hAnsi="Arial" w:cs="Arial"/>
-          <w:b/>
-          <w:color w:val="000000"/>
-          <w:sz w:val="18"/>
-          <w:highlight w:val="lightGray"/>
-        </w:rPr>
-        <w:t>on</w:t>
-      </w:r>
-      <w:r>
-        <w:rPr>
-          <w:rFonts w:ascii="Arial" w:eastAsia="Arial" w:hAnsi="Arial"/>
-          <w:b/>
-          <w:sz w:val="18"/>
-          <w:highlight w:val="lightGray"/>
-        </w:rPr>
-        <w:t xml:space="preserve"> [7/29/2025]</w:t>
+        <w:t xml:space="preserve"> [ChatGPT] </w:t>
+      </w:r>
+      <w:r>
+        <w:rPr>
+          <w:rFonts w:ascii="Arial" w:eastAsia="Arial" w:hAnsi="Arial" w:cs="Arial"/>
+          <w:b/>
+          <w:color w:val="000000"/>
+          <w:sz w:val="18"/>
+          <w:highlight w:val="lightGray"/>
+        </w:rPr>
+        <w:t xml:space="preserve">on </w:t>
+      </w:r>
+      <w:r>
+        <w:rPr>
+          <w:rFonts w:ascii="Arial" w:eastAsia="Arial" w:hAnsi="Arial" w:cs="Arial"/>
+          <w:color w:val="000000"/>
+          <w:sz w:val="18"/>
+          <w:highlight w:val="lightGray"/>
+        </w:rPr>
+        <w:t>[7/29/2025]</w:t>
       </w:r>
     </w:p>
     <w:p>
@@ -1197,7 +1299,27 @@
           <w:sz w:val="18"/>
           <w:highlight w:val="lightGray"/>
         </w:rPr>
-        <w:t xml:space="preserve">: Persons Table -&gt; ID Column: 1, Name_En Column: Motasem Essam] -&gt; </w:t>
+        <w:t xml:space="preserve">: Persons Table -&gt; ID Column: 1, </w:t>
+      </w:r>
+      <w:proofErr w:type="spellStart"/>
+      <w:r>
+        <w:rPr>
+          <w:rFonts w:ascii="Arial" w:eastAsia="Arial" w:hAnsi="Arial" w:cs="Arial"/>
+          <w:color w:val="000000"/>
+          <w:sz w:val="18"/>
+          <w:highlight w:val="lightGray"/>
+        </w:rPr>
+        <w:t>Name_En</w:t>
+      </w:r>
+      <w:proofErr w:type="spellEnd"/>
+      <w:r>
+        <w:rPr>
+          <w:rFonts w:ascii="Arial" w:eastAsia="Arial" w:hAnsi="Arial" w:cs="Arial"/>
+          <w:color w:val="000000"/>
+          <w:sz w:val="18"/>
+          <w:highlight w:val="lightGray"/>
+        </w:rPr>
+        <w:t xml:space="preserve"> Column: Motasem Essam] -&gt; </w:t>
       </w:r>
       <w:r>
         <w:rPr>
@@ -1216,26 +1338,26 @@
           <w:sz w:val="18"/>
           <w:highlight w:val="lightGray"/>
         </w:rPr>
-        <w:t xml:space="preserve"> [Chatgpt (GPT-4-turbo)] </w:t>
-      </w:r>
-      <w:r>
-        <w:rPr>
-          <w:rFonts w:ascii="Arial" w:eastAsia="Arial" w:hAnsi="Arial" w:cs="Arial"/>
-          <w:b/>
-          <w:color w:val="000000"/>
-          <w:sz w:val="18"/>
-          <w:highlight w:val="lightGray"/>
-        </w:rPr>
-        <w:t>on</w:t>
-      </w:r>
-      <w:r>
-        <w:rPr>
-          <w:rFonts w:ascii="Arial" w:eastAsia="Arial" w:hAnsi="Arial"/>
-          <w:b/>
-          <w:sz w:val="18"/>
-          <w:highlight w:val="lightGray"/>
-        </w:rPr>
-        <w:t xml:space="preserve"> [7/29/2025]</w:t>
+        <w:t xml:space="preserve"> [ChatGPT] </w:t>
+      </w:r>
+      <w:r>
+        <w:rPr>
+          <w:rFonts w:ascii="Arial" w:eastAsia="Arial" w:hAnsi="Arial" w:cs="Arial"/>
+          <w:b/>
+          <w:color w:val="000000"/>
+          <w:sz w:val="18"/>
+          <w:highlight w:val="lightGray"/>
+        </w:rPr>
+        <w:t xml:space="preserve">on </w:t>
+      </w:r>
+      <w:r>
+        <w:rPr>
+          <w:rFonts w:ascii="Arial" w:eastAsia="Arial" w:hAnsi="Arial" w:cs="Arial"/>
+          <w:color w:val="000000"/>
+          <w:sz w:val="18"/>
+          <w:highlight w:val="lightGray"/>
+        </w:rPr>
+        <w:t>[7/29/2025]</w:t>
       </w:r>
     </w:p>
     <w:p>
@@ -1324,6 +1446,7 @@
       <w:bookmarkStart w:id="7" w:name="_ljv3pxrtmce3" w:colFirst="0" w:colLast="0"/>
       <w:bookmarkEnd w:id="7"/>
       <w:r>
+        <w:lastRenderedPageBreak/>
         <w:t>🔍 Quick Check – Compound-Complex or Not?</w:t>
       </w:r>
     </w:p>
@@ -1348,7 +1471,27 @@
           <w:sz w:val="18"/>
           <w:highlight w:val="lightGray"/>
         </w:rPr>
-        <w:t xml:space="preserve">: Persons Table -&gt; ID Column: 1, Name_En Column: Motasem Essam] -&gt; </w:t>
+        <w:t xml:space="preserve">: Persons Table -&gt; ID Column: 1, </w:t>
+      </w:r>
+      <w:proofErr w:type="spellStart"/>
+      <w:r>
+        <w:rPr>
+          <w:rFonts w:ascii="Arial" w:eastAsia="Arial" w:hAnsi="Arial" w:cs="Arial"/>
+          <w:color w:val="000000"/>
+          <w:sz w:val="18"/>
+          <w:highlight w:val="lightGray"/>
+        </w:rPr>
+        <w:t>Name_En</w:t>
+      </w:r>
+      <w:proofErr w:type="spellEnd"/>
+      <w:r>
+        <w:rPr>
+          <w:rFonts w:ascii="Arial" w:eastAsia="Arial" w:hAnsi="Arial" w:cs="Arial"/>
+          <w:color w:val="000000"/>
+          <w:sz w:val="18"/>
+          <w:highlight w:val="lightGray"/>
+        </w:rPr>
+        <w:t xml:space="preserve"> Column: Motasem Essam] -&gt; </w:t>
       </w:r>
       <w:r>
         <w:rPr>
@@ -1367,26 +1510,26 @@
           <w:sz w:val="18"/>
           <w:highlight w:val="lightGray"/>
         </w:rPr>
-        <w:t xml:space="preserve"> [Chatgpt (GPT-4-turbo)] </w:t>
-      </w:r>
-      <w:r>
-        <w:rPr>
-          <w:rFonts w:ascii="Arial" w:eastAsia="Arial" w:hAnsi="Arial" w:cs="Arial"/>
-          <w:b/>
-          <w:color w:val="000000"/>
-          <w:sz w:val="18"/>
-          <w:highlight w:val="lightGray"/>
-        </w:rPr>
-        <w:t>on</w:t>
-      </w:r>
-      <w:r>
-        <w:rPr>
-          <w:rFonts w:ascii="Arial" w:eastAsia="Arial" w:hAnsi="Arial"/>
-          <w:b/>
-          <w:sz w:val="18"/>
-          <w:highlight w:val="lightGray"/>
-        </w:rPr>
-        <w:t xml:space="preserve"> [7/29/2025]</w:t>
+        <w:t xml:space="preserve"> [ChatGPT] </w:t>
+      </w:r>
+      <w:r>
+        <w:rPr>
+          <w:rFonts w:ascii="Arial" w:eastAsia="Arial" w:hAnsi="Arial" w:cs="Arial"/>
+          <w:b/>
+          <w:color w:val="000000"/>
+          <w:sz w:val="18"/>
+          <w:highlight w:val="lightGray"/>
+        </w:rPr>
+        <w:t xml:space="preserve">on </w:t>
+      </w:r>
+      <w:r>
+        <w:rPr>
+          <w:rFonts w:ascii="Arial" w:eastAsia="Arial" w:hAnsi="Arial" w:cs="Arial"/>
+          <w:color w:val="000000"/>
+          <w:sz w:val="18"/>
+          <w:highlight w:val="lightGray"/>
+        </w:rPr>
+        <w:t>[7/29/2025]</w:t>
       </w:r>
     </w:p>
     <w:p>
@@ -1402,13 +1545,25 @@
       </w:pPr>
       <w:r>
         <w:rPr>
-          <w:rFonts w:ascii="Arial Unicode MS" w:eastAsia="Arial Unicode MS" w:hAnsi="Arial Unicode MS" w:cs="Arial Unicode MS"/>
-        </w:rPr>
-        <w:t>I stayed home because I was sick. ❌ (Complex)</w:t>
-      </w:r>
-      <w:r>
-        <w:rPr>
-          <w:rFonts w:ascii="Arial Unicode MS" w:eastAsia="Arial Unicode MS" w:hAnsi="Arial Unicode MS" w:cs="Arial Unicode MS"/>
+          <w:rFonts w:ascii="Roboto Mono" w:eastAsia="Arial Unicode MS" w:hAnsi="Roboto Mono" w:cs="Arial Unicode MS"/>
+        </w:rPr>
+        <w:t xml:space="preserve">I stayed home because I was sick. </w:t>
+      </w:r>
+      <w:r>
+        <w:rPr>
+          <w:rFonts w:ascii="Segoe UI Emoji" w:eastAsia="Arial Unicode MS" w:hAnsi="Segoe UI Emoji" w:cs="Segoe UI Emoji"/>
+        </w:rPr>
+        <w:t>❌</w:t>
+      </w:r>
+      <w:r>
+        <w:rPr>
+          <w:rFonts w:ascii="Roboto Mono" w:eastAsia="Arial Unicode MS" w:hAnsi="Roboto Mono" w:cs="Arial Unicode MS"/>
+        </w:rPr>
+        <w:t xml:space="preserve"> (Complex)</w:t>
+      </w:r>
+      <w:r>
+        <w:rPr>
+          <w:rFonts w:ascii="Roboto Mono" w:eastAsia="Arial Unicode MS" w:hAnsi="Roboto Mono" w:cs="Arial Unicode MS"/>
         </w:rPr>
         <w:br/>
       </w:r>
@@ -1426,13 +1581,25 @@
       </w:pPr>
       <w:r>
         <w:rPr>
-          <w:rFonts w:ascii="Arial Unicode MS" w:eastAsia="Arial Unicode MS" w:hAnsi="Arial Unicode MS" w:cs="Arial Unicode MS"/>
-        </w:rPr>
-        <w:t>She was tired, but she finished the project. ❌ (Compound)</w:t>
-      </w:r>
-      <w:r>
-        <w:rPr>
-          <w:rFonts w:ascii="Arial Unicode MS" w:eastAsia="Arial Unicode MS" w:hAnsi="Arial Unicode MS" w:cs="Arial Unicode MS"/>
+          <w:rFonts w:ascii="Roboto Mono" w:eastAsia="Arial Unicode MS" w:hAnsi="Roboto Mono" w:cs="Arial Unicode MS"/>
+        </w:rPr>
+        <w:t xml:space="preserve">She was tired, but she finished the project. </w:t>
+      </w:r>
+      <w:r>
+        <w:rPr>
+          <w:rFonts w:ascii="Segoe UI Emoji" w:eastAsia="Arial Unicode MS" w:hAnsi="Segoe UI Emoji" w:cs="Segoe UI Emoji"/>
+        </w:rPr>
+        <w:t>❌</w:t>
+      </w:r>
+      <w:r>
+        <w:rPr>
+          <w:rFonts w:ascii="Roboto Mono" w:eastAsia="Arial Unicode MS" w:hAnsi="Roboto Mono" w:cs="Arial Unicode MS"/>
+        </w:rPr>
+        <w:t xml:space="preserve"> (Compound)</w:t>
+      </w:r>
+      <w:r>
+        <w:rPr>
+          <w:rFonts w:ascii="Roboto Mono" w:eastAsia="Arial Unicode MS" w:hAnsi="Roboto Mono" w:cs="Arial Unicode MS"/>
         </w:rPr>
         <w:br/>
       </w:r>
@@ -1450,13 +1617,25 @@
       </w:pPr>
       <w:r>
         <w:rPr>
-          <w:rFonts w:ascii="Arial Unicode MS" w:eastAsia="Arial Unicode MS" w:hAnsi="Arial Unicode MS" w:cs="Arial Unicode MS"/>
-        </w:rPr>
-        <w:t>While I was working, the phone rang, and the dog barked. ✅ (Compound-Complex)</w:t>
-      </w:r>
-      <w:r>
-        <w:rPr>
-          <w:rFonts w:ascii="Arial Unicode MS" w:eastAsia="Arial Unicode MS" w:hAnsi="Arial Unicode MS" w:cs="Arial Unicode MS"/>
+          <w:rFonts w:ascii="Roboto Mono" w:eastAsia="Arial Unicode MS" w:hAnsi="Roboto Mono" w:cs="Arial Unicode MS"/>
+        </w:rPr>
+        <w:t xml:space="preserve">While I was working, the phone rang, and the dog barked. </w:t>
+      </w:r>
+      <w:r>
+        <w:rPr>
+          <w:rFonts w:ascii="Segoe UI Emoji" w:eastAsia="Arial Unicode MS" w:hAnsi="Segoe UI Emoji" w:cs="Segoe UI Emoji"/>
+        </w:rPr>
+        <w:t>✅</w:t>
+      </w:r>
+      <w:r>
+        <w:rPr>
+          <w:rFonts w:ascii="Roboto Mono" w:eastAsia="Arial Unicode MS" w:hAnsi="Roboto Mono" w:cs="Arial Unicode MS"/>
+        </w:rPr>
+        <w:t xml:space="preserve"> (Compound-Complex)</w:t>
+      </w:r>
+      <w:r>
+        <w:rPr>
+          <w:rFonts w:ascii="Roboto Mono" w:eastAsia="Arial Unicode MS" w:hAnsi="Roboto Mono" w:cs="Arial Unicode MS"/>
         </w:rPr>
         <w:br/>
       </w:r>
@@ -1474,9 +1653,21 @@
       </w:pPr>
       <w:r>
         <w:rPr>
-          <w:rFonts w:ascii="Arial Unicode MS" w:eastAsia="Arial Unicode MS" w:hAnsi="Arial Unicode MS" w:cs="Arial Unicode MS"/>
-        </w:rPr>
-        <w:t>They studied hard, and they passed the test. ❌ (Compound)</w:t>
+          <w:rFonts w:ascii="Roboto Mono" w:eastAsia="Arial Unicode MS" w:hAnsi="Roboto Mono" w:cs="Arial Unicode MS"/>
+        </w:rPr>
+        <w:t xml:space="preserve">They studied hard, and they passed the test. </w:t>
+      </w:r>
+      <w:r>
+        <w:rPr>
+          <w:rFonts w:ascii="Segoe UI Emoji" w:eastAsia="Arial Unicode MS" w:hAnsi="Segoe UI Emoji" w:cs="Segoe UI Emoji"/>
+        </w:rPr>
+        <w:t>❌</w:t>
+      </w:r>
+      <w:r>
+        <w:rPr>
+          <w:rFonts w:ascii="Roboto Mono" w:eastAsia="Arial Unicode MS" w:hAnsi="Roboto Mono" w:cs="Arial Unicode MS"/>
+        </w:rPr>
+        <w:t xml:space="preserve"> (Compound)</w:t>
       </w:r>
       <w:r>
         <w:rPr>
